--- a/src/OpenXmlHtml.Tests/WordTableStyleTests.CellWidth.DotNet.verified.docx
+++ b/src/OpenXmlHtml.Tests/WordTableStyleTests.CellWidth.DotNet.verified.docx
@@ -13,10 +13,11 @@
           <w:insideH w:val="single" w:color="auto" w:sz="4" w:space="0"/>
           <w:insideV w:val="single" w:color="auto" w:sz="4" w:space="0"/>
         </w:tblBorders>
+        <w:tblLayout w:type="fixed"/>
       </w:tblPr>
       <w:tblGrid>
-        <w:gridCol/>
-        <w:gridCol/>
+        <w:gridCol w:w="4000"/>
+        <w:gridCol w:w="2000"/>
       </w:tblGrid>
       <w:tr>
         <w:tc>
